--- a/downloads/student/Unit 06/Handout 06.13 - Scaling Worksheet and Costing Sheet.docx
+++ b/downloads/student/Unit 06/Handout 06.13 - Scaling Worksheet and Costing Sheet.docx
@@ -256,34 +256,58 @@
         </w:rPr>
         <w:t xml:space="preserve">Option A: Spaghetti with Marinara and Parmesan (4 servings)</w:t>
       </w:r>
-      <w:r>
-        <w:t xml:space="preserve"> </w:t>
-      </w:r>
-      <w:r>
-        <w:t xml:space="preserve">- 8 oz dry spaghetti</w:t>
-      </w:r>
-      <w:r>
-        <w:t xml:space="preserve"> </w:t>
-      </w:r>
-      <w:r>
-        <w:t xml:space="preserve">- 1 1/2 cups marinara sauce</w:t>
-      </w:r>
-      <w:r>
-        <w:t xml:space="preserve"> </w:t>
-      </w:r>
-      <w:r>
-        <w:t xml:space="preserve">- 1/4 cup shredded parmesan</w:t>
-      </w:r>
-      <w:r>
-        <w:t xml:space="preserve"> </w:t>
-      </w:r>
-      <w:r>
-        <w:t xml:space="preserve">- Water to fill the pot 3/4 full</w:t>
-      </w:r>
     </w:p>
     <w:p>
       <w:pPr>
-        <w:pStyle w:val="BodyText"/>
+        <w:numPr>
+          <w:ilvl w:val="0"/>
+          <w:numId w:val="1003"/>
+        </w:numPr>
+        <w:pStyle w:val="Compact"/>
+      </w:pPr>
+      <w:r>
+        <w:t xml:space="preserve">8 oz dry spaghetti</w:t>
+      </w:r>
+    </w:p>
+    <w:p>
+      <w:pPr>
+        <w:numPr>
+          <w:ilvl w:val="0"/>
+          <w:numId w:val="1003"/>
+        </w:numPr>
+        <w:pStyle w:val="Compact"/>
+      </w:pPr>
+      <w:r>
+        <w:t xml:space="preserve">1 1/2 cups marinara sauce</w:t>
+      </w:r>
+    </w:p>
+    <w:p>
+      <w:pPr>
+        <w:numPr>
+          <w:ilvl w:val="0"/>
+          <w:numId w:val="1003"/>
+        </w:numPr>
+        <w:pStyle w:val="Compact"/>
+      </w:pPr>
+      <w:r>
+        <w:t xml:space="preserve">1/4 cup shredded parmesan</w:t>
+      </w:r>
+    </w:p>
+    <w:p>
+      <w:pPr>
+        <w:numPr>
+          <w:ilvl w:val="0"/>
+          <w:numId w:val="1003"/>
+        </w:numPr>
+        <w:pStyle w:val="Compact"/>
+      </w:pPr>
+      <w:r>
+        <w:t xml:space="preserve">Water to fill the pot 3/4 full</w:t>
+      </w:r>
+    </w:p>
+    <w:p>
+      <w:pPr>
+        <w:pStyle w:val="FirstParagraph"/>
       </w:pPr>
       <w:r>
         <w:rPr>
@@ -291,34 +315,58 @@
         </w:rPr>
         <w:t xml:space="preserve">Option B: Pizza Tortillas (4 servings)</w:t>
       </w:r>
-      <w:r>
-        <w:t xml:space="preserve"> </w:t>
-      </w:r>
-      <w:r>
-        <w:t xml:space="preserve">- 4 flour tortillas, fajita size</w:t>
-      </w:r>
-      <w:r>
-        <w:t xml:space="preserve"> </w:t>
-      </w:r>
-      <w:r>
-        <w:t xml:space="preserve">- 1/2 cup pizza sauce</w:t>
-      </w:r>
-      <w:r>
-        <w:t xml:space="preserve"> </w:t>
-      </w:r>
-      <w:r>
-        <w:t xml:space="preserve">- 3/4 cup shredded mozzarella</w:t>
-      </w:r>
-      <w:r>
-        <w:t xml:space="preserve"> </w:t>
-      </w:r>
-      <w:r>
-        <w:t xml:space="preserve">- 20 pepperoni slices (5 each)</w:t>
-      </w:r>
     </w:p>
     <w:p>
       <w:pPr>
-        <w:pStyle w:val="BodyText"/>
+        <w:numPr>
+          <w:ilvl w:val="0"/>
+          <w:numId w:val="1004"/>
+        </w:numPr>
+        <w:pStyle w:val="Compact"/>
+      </w:pPr>
+      <w:r>
+        <w:t xml:space="preserve">4 flour tortillas, fajita size</w:t>
+      </w:r>
+    </w:p>
+    <w:p>
+      <w:pPr>
+        <w:numPr>
+          <w:ilvl w:val="0"/>
+          <w:numId w:val="1004"/>
+        </w:numPr>
+        <w:pStyle w:val="Compact"/>
+      </w:pPr>
+      <w:r>
+        <w:t xml:space="preserve">1/2 cup pizza sauce</w:t>
+      </w:r>
+    </w:p>
+    <w:p>
+      <w:pPr>
+        <w:numPr>
+          <w:ilvl w:val="0"/>
+          <w:numId w:val="1004"/>
+        </w:numPr>
+        <w:pStyle w:val="Compact"/>
+      </w:pPr>
+      <w:r>
+        <w:t xml:space="preserve">3/4 cup shredded mozzarella</w:t>
+      </w:r>
+    </w:p>
+    <w:p>
+      <w:pPr>
+        <w:numPr>
+          <w:ilvl w:val="0"/>
+          <w:numId w:val="1004"/>
+        </w:numPr>
+        <w:pStyle w:val="Compact"/>
+      </w:pPr>
+      <w:r>
+        <w:t xml:space="preserve">20 pepperoni slices (5 each)</w:t>
+      </w:r>
+    </w:p>
+    <w:p>
+      <w:pPr>
+        <w:pStyle w:val="FirstParagraph"/>
       </w:pPr>
       <w:r>
         <w:rPr>
@@ -326,34 +374,58 @@
         </w:rPr>
         <w:t xml:space="preserve">Option C: Bean and Cheese Burritos (4 servings)</w:t>
       </w:r>
-      <w:r>
-        <w:t xml:space="preserve"> </w:t>
-      </w:r>
-      <w:r>
-        <w:t xml:space="preserve">- 4 flour tortillas, fajita size</w:t>
-      </w:r>
-      <w:r>
-        <w:t xml:space="preserve"> </w:t>
-      </w:r>
-      <w:r>
-        <w:t xml:space="preserve">- 3/4 cup refried beans</w:t>
-      </w:r>
-      <w:r>
-        <w:t xml:space="preserve"> </w:t>
-      </w:r>
-      <w:r>
-        <w:t xml:space="preserve">- 1/2 cup shredded Mexican cheese blend</w:t>
-      </w:r>
-      <w:r>
-        <w:t xml:space="preserve"> </w:t>
-      </w:r>
-      <w:r>
-        <w:t xml:space="preserve">- 1/4 cup salsa</w:t>
-      </w:r>
     </w:p>
     <w:p>
       <w:pPr>
-        <w:pStyle w:val="BodyText"/>
+        <w:numPr>
+          <w:ilvl w:val="0"/>
+          <w:numId w:val="1005"/>
+        </w:numPr>
+        <w:pStyle w:val="Compact"/>
+      </w:pPr>
+      <w:r>
+        <w:t xml:space="preserve">4 flour tortillas, fajita size</w:t>
+      </w:r>
+    </w:p>
+    <w:p>
+      <w:pPr>
+        <w:numPr>
+          <w:ilvl w:val="0"/>
+          <w:numId w:val="1005"/>
+        </w:numPr>
+        <w:pStyle w:val="Compact"/>
+      </w:pPr>
+      <w:r>
+        <w:t xml:space="preserve">3/4 cup refried beans</w:t>
+      </w:r>
+    </w:p>
+    <w:p>
+      <w:pPr>
+        <w:numPr>
+          <w:ilvl w:val="0"/>
+          <w:numId w:val="1005"/>
+        </w:numPr>
+        <w:pStyle w:val="Compact"/>
+      </w:pPr>
+      <w:r>
+        <w:t xml:space="preserve">1/2 cup shredded Mexican cheese blend</w:t>
+      </w:r>
+    </w:p>
+    <w:p>
+      <w:pPr>
+        <w:numPr>
+          <w:ilvl w:val="0"/>
+          <w:numId w:val="1005"/>
+        </w:numPr>
+        <w:pStyle w:val="Compact"/>
+      </w:pPr>
+      <w:r>
+        <w:t xml:space="preserve">1/4 cup salsa</w:t>
+      </w:r>
+    </w:p>
+    <w:p>
+      <w:pPr>
+        <w:pStyle w:val="FirstParagraph"/>
       </w:pPr>
       <w:r>
         <w:rPr>
@@ -361,34 +433,58 @@
         </w:rPr>
         <w:t xml:space="preserve">Option D: Garlic Bread and Vegetable Tray (4 servings)</w:t>
       </w:r>
-      <w:r>
-        <w:t xml:space="preserve"> </w:t>
-      </w:r>
-      <w:r>
-        <w:t xml:space="preserve">- 4 pieces of garlic bread (one 14 oz loaf makes about 12 pieces)</w:t>
-      </w:r>
-      <w:r>
-        <w:t xml:space="preserve"> </w:t>
-      </w:r>
-      <w:r>
-        <w:t xml:space="preserve">- 2 tablespoons softened butter</w:t>
-      </w:r>
-      <w:r>
-        <w:t xml:space="preserve"> </w:t>
-      </w:r>
-      <w:r>
-        <w:t xml:space="preserve">- 1/2 teaspoon garlic powder</w:t>
-      </w:r>
-      <w:r>
-        <w:t xml:space="preserve"> </w:t>
-      </w:r>
-      <w:r>
-        <w:t xml:space="preserve">- 1/4 lb baby carrots, washed and peeled</w:t>
-      </w:r>
     </w:p>
     <w:p>
       <w:pPr>
-        <w:pStyle w:val="BodyText"/>
+        <w:numPr>
+          <w:ilvl w:val="0"/>
+          <w:numId w:val="1006"/>
+        </w:numPr>
+        <w:pStyle w:val="Compact"/>
+      </w:pPr>
+      <w:r>
+        <w:t xml:space="preserve">4 pieces of garlic bread (one 14 oz loaf makes about 12 pieces)</w:t>
+      </w:r>
+    </w:p>
+    <w:p>
+      <w:pPr>
+        <w:numPr>
+          <w:ilvl w:val="0"/>
+          <w:numId w:val="1006"/>
+        </w:numPr>
+        <w:pStyle w:val="Compact"/>
+      </w:pPr>
+      <w:r>
+        <w:t xml:space="preserve">2 tablespoons softened butter</w:t>
+      </w:r>
+    </w:p>
+    <w:p>
+      <w:pPr>
+        <w:numPr>
+          <w:ilvl w:val="0"/>
+          <w:numId w:val="1006"/>
+        </w:numPr>
+        <w:pStyle w:val="Compact"/>
+      </w:pPr>
+      <w:r>
+        <w:t xml:space="preserve">1/2 teaspoon garlic powder</w:t>
+      </w:r>
+    </w:p>
+    <w:p>
+      <w:pPr>
+        <w:numPr>
+          <w:ilvl w:val="0"/>
+          <w:numId w:val="1006"/>
+        </w:numPr>
+        <w:pStyle w:val="Compact"/>
+      </w:pPr>
+      <w:r>
+        <w:t xml:space="preserve">1/4 lb baby carrots, washed and peeled</w:t>
+      </w:r>
+    </w:p>
+    <w:p>
+      <w:pPr>
+        <w:pStyle w:val="FirstParagraph"/>
       </w:pPr>
       <w:r>
         <w:rPr>
@@ -396,23 +492,41 @@
         </w:rPr>
         <w:t xml:space="preserve">Option E: No-Bake Cookie Dessert Cups (4 servings)</w:t>
       </w:r>
-      <w:r>
-        <w:t xml:space="preserve"> </w:t>
-      </w:r>
-      <w:r>
-        <w:t xml:space="preserve">- 8 chocolate sandwich cookies (2 each)</w:t>
-      </w:r>
-      <w:r>
-        <w:t xml:space="preserve"> </w:t>
-      </w:r>
-      <w:r>
-        <w:t xml:space="preserve">- 3/4 cup whipped topping</w:t>
-      </w:r>
-      <w:r>
-        <w:t xml:space="preserve"> </w:t>
-      </w:r>
-      <w:r>
-        <w:t xml:space="preserve">- 4 plastic cups, 9 oz</w:t>
+    </w:p>
+    <w:p>
+      <w:pPr>
+        <w:numPr>
+          <w:ilvl w:val="0"/>
+          <w:numId w:val="1007"/>
+        </w:numPr>
+        <w:pStyle w:val="Compact"/>
+      </w:pPr>
+      <w:r>
+        <w:t xml:space="preserve">8 chocolate sandwich cookies (2 each)</w:t>
+      </w:r>
+    </w:p>
+    <w:p>
+      <w:pPr>
+        <w:numPr>
+          <w:ilvl w:val="0"/>
+          <w:numId w:val="1007"/>
+        </w:numPr>
+        <w:pStyle w:val="Compact"/>
+      </w:pPr>
+      <w:r>
+        <w:t xml:space="preserve">3/4 cup whipped topping</w:t>
+      </w:r>
+    </w:p>
+    <w:p>
+      <w:pPr>
+        <w:numPr>
+          <w:ilvl w:val="0"/>
+          <w:numId w:val="1007"/>
+        </w:numPr>
+        <w:pStyle w:val="Compact"/>
+      </w:pPr>
+      <w:r>
+        <w:t xml:space="preserve">4 plastic cups, 9 oz</w:t>
       </w:r>
     </w:p>
     <w:p>
@@ -1118,7 +1232,7 @@
       <w:pPr>
         <w:numPr>
           <w:ilvl w:val="0"/>
-          <w:numId w:val="1003"/>
+          <w:numId w:val="1008"/>
         </w:numPr>
         <w:pStyle w:val="Compact"/>
       </w:pPr>
@@ -1168,7 +1282,7 @@
       <w:pPr>
         <w:numPr>
           <w:ilvl w:val="0"/>
-          <w:numId w:val="1004"/>
+          <w:numId w:val="1009"/>
         </w:numPr>
         <w:pStyle w:val="Compact"/>
       </w:pPr>
@@ -4448,7 +4562,7 @@
       <w:pPr>
         <w:numPr>
           <w:ilvl w:val="0"/>
-          <w:numId w:val="1005"/>
+          <w:numId w:val="1010"/>
         </w:numPr>
         <w:pStyle w:val="Compact"/>
       </w:pPr>
@@ -4475,7 +4589,7 @@
       <w:pPr>
         <w:numPr>
           <w:ilvl w:val="0"/>
-          <w:numId w:val="1005"/>
+          <w:numId w:val="1010"/>
         </w:numPr>
         <w:pStyle w:val="Compact"/>
       </w:pPr>
@@ -8843,6 +8957,21 @@
     <w:abstractNumId w:val="991"/>
   </w:num>
   <w:num w:numId="1003">
+    <w:abstractNumId w:val="991"/>
+  </w:num>
+  <w:num w:numId="1004">
+    <w:abstractNumId w:val="991"/>
+  </w:num>
+  <w:num w:numId="1005">
+    <w:abstractNumId w:val="991"/>
+  </w:num>
+  <w:num w:numId="1006">
+    <w:abstractNumId w:val="991"/>
+  </w:num>
+  <w:num w:numId="1007">
+    <w:abstractNumId w:val="991"/>
+  </w:num>
+  <w:num w:numId="1008">
     <w:abstractNumId w:val="99411"/>
     <w:lvlOverride w:ilvl="0">
       <w:startOverride w:val="1"/>
@@ -8872,7 +9001,7 @@
       <w:startOverride w:val="1"/>
     </w:lvlOverride>
   </w:num>
-  <w:num w:numId="1004">
+  <w:num w:numId="1009">
     <w:abstractNumId w:val="99412"/>
     <w:lvlOverride w:ilvl="0">
       <w:startOverride w:val="2"/>
@@ -8902,7 +9031,7 @@
       <w:startOverride w:val="2"/>
     </w:lvlOverride>
   </w:num>
-  <w:num w:numId="1005">
+  <w:num w:numId="1010">
     <w:abstractNumId w:val="99411"/>
     <w:lvlOverride w:ilvl="0">
       <w:startOverride w:val="1"/>

--- a/downloads/student/Unit 06/Handout 06.13 - Scaling Worksheet and Costing Sheet.docx
+++ b/downloads/student/Unit 06/Handout 06.13 - Scaling Worksheet and Costing Sheet.docx
@@ -25,7 +25,7 @@
         <w:pStyle w:val="BodyText"/>
       </w:pPr>
       <w:r>
-        <w:t xml:space="preserve">All prices are real Long Island supermarket prices marked ****.</w:t>
+        <w:t xml:space="preserve">All prices are real Long Island supermarket prices to be refreshed from the current circular before teaching.</w:t>
       </w:r>
     </w:p>
     <w:p>
@@ -1213,11 +1213,6 @@
         </w:tc>
       </w:tr>
     </w:tbl>
-    <w:p>
-      <w:r>
-        <w:br w:type="page"/>
-      </w:r>
-    </w:p>
     <w:p>
       <w:pPr>
         <w:pStyle w:val="Heading2"/>
@@ -8239,11 +8234,6 @@
         </w:tc>
       </w:tr>
     </w:tbl>
-    <w:p>
-      <w:r>
-        <w:br w:type="page"/>
-      </w:r>
-    </w:p>
     <w:p>
       <w:pPr>
         <w:pStyle w:val="Heading2"/>
